--- a/来源与底稿/第三组_治塌缩层3/新增读数登记_2026-10-25.docx
+++ b/来源与底稿/第三组_治塌缩层3/新增读数登记_2026-10-25.docx
@@ -49,6 +49,138 @@
       </w:r>
       <w:r>
         <w:t xml:space="preserve">（★ 不许只写一个数）。</w:t>
+      </w:r>
+    </w:p>
+    <w:p>
+      <w:pPr>
+        <w:pStyle w:val="BlockText"/>
+      </w:pPr>
+      <w:r>
+        <w:t xml:space="preserve">★ ★</w:t>
+      </w:r>
+      <w:r>
+        <w:t xml:space="preserve"> </w:t>
+      </w:r>
+      <w:r>
+        <w:rPr>
+          <w:bCs/>
+          <w:b/>
+        </w:rPr>
+        <w:t xml:space="preserve">篇号约定（★ 2026-10-25 · 审稿人 v3 指出「③篇」有歧义）</w:t>
+      </w:r>
+      <w:r>
+        <w:t xml:space="preserve">：★</w:t>
+      </w:r>
+      <w:r>
+        <w:t xml:space="preserve"> </w:t>
+      </w:r>
+      <w:r>
+        <w:rPr>
+          <w:bCs/>
+          <w:b/>
+        </w:rPr>
+        <w:t xml:space="preserve">本文件里的「③篇」=</w:t>
+      </w:r>
+      <w:r>
+        <w:rPr>
+          <w:bCs/>
+          <w:b/>
+        </w:rPr>
+        <w:t xml:space="preserve"> </w:t>
+      </w:r>
+      <w:r>
+        <w:rPr>
+          <w:rStyle w:val="VerbatimChar"/>
+          <w:bCs/>
+          <w:b/>
+        </w:rPr>
+        <w:t xml:space="preserve">papers/06_L3_层3自修改_交差稿.md</w:t>
+      </w:r>
+      <w:r>
+        <w:rPr>
+          <w:bCs/>
+          <w:b/>
+        </w:rPr>
+        <w:t xml:space="preserve">（★ 方向③ / 层3）</w:t>
+      </w:r>
+      <w:r>
+        <w:t xml:space="preserve"> </w:t>
+      </w:r>
+      <w:r>
+        <w:t xml:space="preserve">⇒ ★ ★</w:t>
+      </w:r>
+      <w:r>
+        <w:t xml:space="preserve"> </w:t>
+      </w:r>
+      <w:r>
+        <w:rPr>
+          <w:rStyle w:val="VerbatimChar"/>
+          <w:bCs/>
+          <w:b/>
+        </w:rPr>
+        <w:t xml:space="preserve">03_C_SixWaysToLookDone_稿.md</w:t>
+      </w:r>
+      <w:r>
+        <w:rPr>
+          <w:bCs/>
+          <w:b/>
+        </w:rPr>
+        <w:t xml:space="preserve"> </w:t>
+      </w:r>
+      <w:r>
+        <w:rPr>
+          <w:bCs/>
+          <w:b/>
+        </w:rPr>
+        <w:t xml:space="preserve">是【另一篇】（★ 判定层 / 跨双轴）★</w:t>
+      </w:r>
+      <w:r>
+        <w:t xml:space="preserve"> </w:t>
+      </w:r>
+      <w:r>
+        <w:t xml:space="preserve">⇒ ★</w:t>
+      </w:r>
+      <w:r>
+        <w:t xml:space="preserve"> </w:t>
+      </w:r>
+      <w:r>
+        <w:rPr>
+          <w:bCs/>
+          <w:b/>
+        </w:rPr>
+        <w:t xml:space="preserve">本文件不涉及</w:t>
+      </w:r>
+      <w:r>
+        <w:rPr>
+          <w:bCs/>
+          <w:b/>
+        </w:rPr>
+        <w:t xml:space="preserve"> </w:t>
+      </w:r>
+      <w:r>
+        <w:rPr>
+          <w:rStyle w:val="VerbatimChar"/>
+          <w:bCs/>
+          <w:b/>
+        </w:rPr>
+        <w:t xml:space="preserve">03_C</w:t>
+      </w:r>
+      <w:r>
+        <w:rPr>
+          <w:bCs/>
+          <w:b/>
+        </w:rPr>
+        <w:t xml:space="preserve"> </w:t>
+      </w:r>
+      <w:r>
+        <w:rPr>
+          <w:bCs/>
+          <w:b/>
+        </w:rPr>
+        <w:t xml:space="preserve">的任何读数</w:t>
+      </w:r>
+      <w:r>
+        <w:t xml:space="preserve">。</w:t>
       </w:r>
     </w:p>
     <w:tbl>
